--- a/technical_protection_of_information/практики/1/2026/Документы/25. Приложение 2 к заявлению — Защищаемые помещения.docx
+++ b/technical_protection_of_information/практики/1/2026/Документы/25. Приложение 2 к заявлению — Защищаемые помещения.docx
@@ -84,7 +84,7 @@
           <w:rFonts w:ascii="Times New Roman" w:hAnsi="Times New Roman"/>
           <w:sz w:val="24"/>
         </w:rPr>
-        <w:t>Общество с ограниченной ответственностью «ТехноЩит» (ООО «ТехноЩит»)</w:t>
+        <w:t>ООО «ТехноЩит»</w:t>
       </w:r>
     </w:p>
     <w:p>
@@ -465,8 +465,7 @@
           </w:tcPr>
           <w:p>
             <w:pPr>
-              <w:keepLines/>
-              <w:widowControl/>
+              <w:spacing w:after="0" w:line="240" w:lineRule="auto"/>
               <w:jc w:val="center"/>
               <w:rPr>
                 <w:sz w:val="22"/>
@@ -488,8 +487,7 @@
           </w:tcPr>
           <w:p>
             <w:pPr>
-              <w:keepLines/>
-              <w:widowControl/>
+              <w:spacing w:after="0" w:line="240" w:lineRule="auto"/>
               <w:rPr>
                 <w:sz w:val="22"/>
                 <w:szCs w:val="22"/>
@@ -500,7 +498,7 @@
                 <w:rFonts w:ascii="Times New Roman" w:hAnsi="Times New Roman"/>
                 <w:sz w:val="22"/>
               </w:rPr>
-              <w:t>344000, г. Ростов-на-Дону, пр. Стачки, д. 25, офис 301; серверная (лаборатория СЗИ), 12 м²</w:t>
+              <w:t>344000, г. Ростов-на-Дону, пр. Стачки, д. 25, офис 301; 04, серверная-лаборатория, 9,60 м²</w:t>
             </w:r>
           </w:p>
         </w:tc>
@@ -510,8 +508,7 @@
           </w:tcPr>
           <w:p>
             <w:pPr>
-              <w:keepLines/>
-              <w:widowControl/>
+              <w:spacing w:after="0" w:line="240" w:lineRule="auto"/>
               <w:rPr>
                 <w:sz w:val="22"/>
                 <w:szCs w:val="22"/>
@@ -522,7 +519,7 @@
                 <w:rFonts w:ascii="Times New Roman" w:hAnsi="Times New Roman"/>
                 <w:sz w:val="22"/>
               </w:rPr>
-              <w:t>Договор аренды № 25/08 от 20.08.2026</w:t>
+              <w:t>Договор № 25/08 от 20.08.2026; акт АП-02 от 01.09.2026</w:t>
             </w:r>
           </w:p>
         </w:tc>
@@ -532,8 +529,7 @@
           </w:tcPr>
           <w:p>
             <w:pPr>
-              <w:keepLines/>
-              <w:widowControl/>
+              <w:spacing w:after="0" w:line="240" w:lineRule="auto"/>
               <w:rPr>
                 <w:sz w:val="22"/>
                 <w:szCs w:val="22"/>
@@ -544,7 +540,7 @@
                 <w:rFonts w:ascii="Times New Roman" w:hAnsi="Times New Roman"/>
                 <w:sz w:val="22"/>
               </w:rPr>
-              <w:t>Технический паспорт ЗП № 1 от 01.09.2026; аттестат ЗП-2026-015</w:t>
+              <w:t>Паспорт ПМ-04 от 01.09.2026, утверждение директором; аттестат: Не оформлялся; номер выданного документа отсутствует</w:t>
             </w:r>
           </w:p>
         </w:tc>
@@ -566,8 +562,7 @@
           </w:tcPr>
           <w:p>
             <w:pPr>
-              <w:keepLines/>
-              <w:widowControl/>
+              <w:spacing w:after="0" w:line="240" w:lineRule="auto"/>
               <w:jc w:val="center"/>
               <w:rPr>
                 <w:sz w:val="22"/>
@@ -589,8 +584,7 @@
           </w:tcPr>
           <w:p>
             <w:pPr>
-              <w:keepLines/>
-              <w:widowControl/>
+              <w:spacing w:after="0" w:line="240" w:lineRule="auto"/>
               <w:rPr>
                 <w:sz w:val="22"/>
                 <w:szCs w:val="22"/>
@@ -601,7 +595,7 @@
                 <w:rFonts w:ascii="Times New Roman" w:hAnsi="Times New Roman"/>
                 <w:sz w:val="22"/>
               </w:rPr>
-              <w:t>344000, г. Ростов-на-Дону, пр. Стачки, д. 25, офис 301; архив-сейфовая, 9 м²</w:t>
+              <w:t>344000, г. Ростов-на-Дону, пр. Стачки, д. 25, офис 301; 06, переговорная, 9,60 м²</w:t>
             </w:r>
           </w:p>
         </w:tc>
@@ -611,8 +605,7 @@
           </w:tcPr>
           <w:p>
             <w:pPr>
-              <w:keepLines/>
-              <w:widowControl/>
+              <w:spacing w:after="0" w:line="240" w:lineRule="auto"/>
               <w:rPr>
                 <w:sz w:val="22"/>
                 <w:szCs w:val="22"/>
@@ -623,7 +616,7 @@
                 <w:rFonts w:ascii="Times New Roman" w:hAnsi="Times New Roman"/>
                 <w:sz w:val="22"/>
               </w:rPr>
-              <w:t>Договор аренды № 25/08 от 20.08.2026</w:t>
+              <w:t>Договор № 25/08 от 20.08.2026; акт АП-02 от 01.09.2026</w:t>
             </w:r>
           </w:p>
         </w:tc>
@@ -633,8 +626,7 @@
           </w:tcPr>
           <w:p>
             <w:pPr>
-              <w:keepLines/>
-              <w:widowControl/>
+              <w:spacing w:after="0" w:line="240" w:lineRule="auto"/>
               <w:rPr>
                 <w:sz w:val="22"/>
                 <w:szCs w:val="22"/>
@@ -645,7 +637,7 @@
                 <w:rFonts w:ascii="Times New Roman" w:hAnsi="Times New Roman"/>
                 <w:sz w:val="22"/>
               </w:rPr>
-              <w:t>Технический паспорт ЗП № 2 от 01.09.2026; аттестат ЗП-2026-016</w:t>
+              <w:t>Паспорт ПМ-06 от 01.09.2026, утверждение директором; аттестат: Не оформлялся; номер выданного документа отсутствует</w:t>
             </w:r>
           </w:p>
         </w:tc>
@@ -715,6 +707,7 @@
         </w:tblPrEx>
         <w:trPr>
           <w:cantSplit/>
+          <w:tblHeader/>
         </w:trPr>
         <w:tc>
           <w:tcPr>
@@ -1058,6 +1051,7 @@
         </w:tblPrEx>
         <w:trPr>
           <w:cantSplit/>
+          <w:tblHeader/>
         </w:trPr>
         <w:tc>
           <w:tcPr>
@@ -1238,6 +1232,7 @@
         <w:trPr>
           <w:cantSplit/>
           <w:trHeight w:val="482"/>
+          <w:cantSplit/>
         </w:trPr>
         <w:tc>
           <w:tcPr>
@@ -1245,13 +1240,20 @@
           </w:tcPr>
           <w:p>
             <w:pPr>
-              <w:keepNext/>
-              <w:jc w:val="center"/>
-              <w:rPr>
-                <w:sz w:val="22"/>
-                <w:szCs w:val="22"/>
-              </w:rPr>
-            </w:pPr>
+              <w:spacing w:after="0" w:line="240" w:lineRule="auto"/>
+              <w:jc w:val="center"/>
+              <w:rPr>
+                <w:sz w:val="22"/>
+                <w:szCs w:val="22"/>
+              </w:rPr>
+            </w:pPr>
+            <w:r>
+              <w:rPr>
+                <w:rFonts w:ascii="Times New Roman" w:hAnsi="Times New Roman"/>
+                <w:sz w:val="22"/>
+              </w:rPr>
+              <w:t>1</w:t>
+            </w:r>
           </w:p>
         </w:tc>
         <w:tc>
@@ -1260,12 +1262,19 @@
           </w:tcPr>
           <w:p>
             <w:pPr>
-              <w:keepNext/>
-              <w:rPr>
-                <w:sz w:val="22"/>
-                <w:szCs w:val="22"/>
-              </w:rPr>
-            </w:pPr>
+              <w:spacing w:after="0" w:line="240" w:lineRule="auto"/>
+              <w:rPr>
+                <w:sz w:val="22"/>
+                <w:szCs w:val="22"/>
+              </w:rPr>
+            </w:pPr>
+            <w:r>
+              <w:rPr>
+                <w:rFonts w:ascii="Times New Roman" w:hAnsi="Times New Roman"/>
+                <w:sz w:val="22"/>
+              </w:rPr>
+              <w:t>AZ-01, акустическая и виброакустическая защита</w:t>
+            </w:r>
           </w:p>
         </w:tc>
         <w:tc>
@@ -1274,12 +1283,19 @@
           </w:tcPr>
           <w:p>
             <w:pPr>
-              <w:keepNext/>
-              <w:rPr>
-                <w:sz w:val="22"/>
-                <w:szCs w:val="22"/>
-              </w:rPr>
-            </w:pPr>
+              <w:spacing w:after="0" w:line="240" w:lineRule="auto"/>
+              <w:rPr>
+                <w:sz w:val="22"/>
+                <w:szCs w:val="22"/>
+              </w:rPr>
+            </w:pPr>
+            <w:r>
+              <w:rPr>
+                <w:rFonts w:ascii="Times New Roman" w:hAnsi="Times New Roman"/>
+                <w:sz w:val="22"/>
+              </w:rPr>
+              <w:t>Противодействие утечке переговоров</w:t>
+            </w:r>
           </w:p>
         </w:tc>
         <w:tc>
@@ -1288,12 +1304,19 @@
           </w:tcPr>
           <w:p>
             <w:pPr>
-              <w:keepNext/>
-              <w:rPr>
-                <w:sz w:val="22"/>
-                <w:szCs w:val="22"/>
-              </w:rPr>
-            </w:pPr>
+              <w:spacing w:after="0" w:line="240" w:lineRule="auto"/>
+              <w:rPr>
+                <w:sz w:val="22"/>
+                <w:szCs w:val="22"/>
+              </w:rPr>
+            </w:pPr>
+            <w:r>
+              <w:rPr>
+                <w:rFonts w:ascii="Times New Roman" w:hAnsi="Times New Roman"/>
+                <w:sz w:val="22"/>
+              </w:rPr>
+              <w:t>Комплект по спецификации МТБ-01</w:t>
+            </w:r>
           </w:p>
         </w:tc>
         <w:tc>
@@ -1302,12 +1325,19 @@
           </w:tcPr>
           <w:p>
             <w:pPr>
-              <w:keepNext/>
-              <w:rPr>
-                <w:sz w:val="22"/>
-                <w:szCs w:val="22"/>
-              </w:rPr>
-            </w:pPr>
+              <w:spacing w:after="0" w:line="240" w:lineRule="auto"/>
+              <w:rPr>
+                <w:sz w:val="22"/>
+                <w:szCs w:val="22"/>
+              </w:rPr>
+            </w:pPr>
+            <w:r>
+              <w:rPr>
+                <w:rFonts w:ascii="Times New Roman" w:hAnsi="Times New Roman"/>
+                <w:sz w:val="22"/>
+              </w:rPr>
+              <w:t>Учётный AZ-01; заводской определяется поставкой</w:t>
+            </w:r>
           </w:p>
         </w:tc>
         <w:tc>
@@ -1316,12 +1346,19 @@
           </w:tcPr>
           <w:p>
             <w:pPr>
-              <w:keepNext/>
-              <w:rPr>
-                <w:sz w:val="22"/>
-                <w:szCs w:val="22"/>
-              </w:rPr>
-            </w:pPr>
+              <w:spacing w:after="0" w:line="240" w:lineRule="auto"/>
+              <w:rPr>
+                <w:sz w:val="22"/>
+                <w:szCs w:val="22"/>
+              </w:rPr>
+            </w:pPr>
+            <w:r>
+              <w:rPr>
+                <w:rFonts w:ascii="Times New Roman" w:hAnsi="Times New Roman"/>
+                <w:sz w:val="22"/>
+              </w:rPr>
+              <w:t>Договор № 12/08 от 25.08.2026; спецификация МТБ-01; акт АП-01 от 28.08.2026</w:t>
+            </w:r>
           </w:p>
         </w:tc>
         <w:tc>
@@ -1330,12 +1367,19 @@
           </w:tcPr>
           <w:p>
             <w:pPr>
-              <w:keepNext/>
-              <w:rPr>
-                <w:sz w:val="22"/>
-                <w:szCs w:val="22"/>
-              </w:rPr>
-            </w:pPr>
+              <w:spacing w:after="0" w:line="240" w:lineRule="auto"/>
+              <w:rPr>
+                <w:sz w:val="22"/>
+                <w:szCs w:val="22"/>
+              </w:rPr>
+            </w:pPr>
+            <w:r>
+              <w:rPr>
+                <w:rFonts w:ascii="Times New Roman" w:hAnsi="Times New Roman"/>
+                <w:sz w:val="22"/>
+              </w:rPr>
+              <w:t>Для выбранного исполнения по формуляру; номер не присваивался</w:t>
+            </w:r>
           </w:p>
         </w:tc>
         <w:tc>
@@ -1344,19 +1388,25 @@
           </w:tcPr>
           <w:p>
             <w:pPr>
-              <w:keepNext/>
-              <w:rPr>
-                <w:sz w:val="22"/>
-                <w:szCs w:val="22"/>
-              </w:rPr>
-            </w:pPr>
+              <w:spacing w:after="0" w:line="240" w:lineRule="auto"/>
+              <w:rPr>
+                <w:sz w:val="22"/>
+                <w:szCs w:val="22"/>
+              </w:rPr>
+            </w:pPr>
+            <w:r>
+              <w:rPr>
+                <w:rFonts w:ascii="Times New Roman" w:hAnsi="Times New Roman"/>
+                <w:sz w:val="22"/>
+              </w:rPr>
+              <w:t>ПМ-06 от 01.09.2026; директор Ермолаев Б. Ю.</w:t>
+            </w:r>
           </w:p>
         </w:tc>
       </w:tr>
     </w:tbl>
     <w:p>
       <w:pPr>
-        <w:keepNext/>
         <w:spacing w:after="120"/>
         <w:rPr>
           <w:sz w:val="22"/>
@@ -1401,9 +1451,7 @@
           </w:tcPr>
           <w:p>
             <w:pPr>
-              <w:keepNext/>
-              <w:keepLines/>
-              <w:widowControl/>
+              <w:spacing w:after="0" w:line="240" w:lineRule="auto"/>
               <w:jc w:val="center"/>
               <w:rPr>
                 <w:sz w:val="24"/>
@@ -1432,8 +1480,6 @@
           </w:tcPr>
           <w:p>
             <w:pPr>
-              <w:keepNext/>
-              <w:keepLines/>
               <w:jc w:val="center"/>
               <w:rPr>
                 <w:sz w:val="24"/>
@@ -1455,8 +1501,6 @@
           </w:tcPr>
           <w:p>
             <w:pPr>
-              <w:keepNext/>
-              <w:keepLines/>
               <w:jc w:val="center"/>
               <w:rPr>
                 <w:sz w:val="24"/>
@@ -1478,8 +1522,6 @@
           </w:tcPr>
           <w:p>
             <w:pPr>
-              <w:keepNext/>
-              <w:keepLines/>
               <w:jc w:val="center"/>
               <w:rPr>
                 <w:sz w:val="24"/>
@@ -1501,9 +1543,7 @@
           </w:tcPr>
           <w:p>
             <w:pPr>
-              <w:keepNext/>
-              <w:keepLines/>
-              <w:widowControl/>
+              <w:spacing w:after="0" w:line="240" w:lineRule="auto"/>
               <w:jc w:val="center"/>
               <w:rPr>
                 <w:sz w:val="24"/>
@@ -1538,10 +1578,6 @@
             </w:tcBorders>
           </w:tcPr>
           <w:p>
-            <w:pPr>
-              <w:keepNext/>
-              <w:keepLines/>
-            </w:pPr>
             <w:r>
               <w:t xml:space="preserve">(руководитель постоянно действующего исполнительного органа юридического лица </w:t>
             </w:r>
@@ -1563,8 +1599,6 @@
           </w:tcPr>
           <w:p>
             <w:pPr>
-              <w:keepNext/>
-              <w:keepLines/>
               <w:jc w:val="center"/>
             </w:pPr>
           </w:p>
@@ -1581,8 +1615,6 @@
           </w:tcPr>
           <w:p>
             <w:pPr>
-              <w:keepNext/>
-              <w:keepLines/>
               <w:jc w:val="center"/>
             </w:pPr>
             <w:r>
@@ -1602,8 +1634,6 @@
           </w:tcPr>
           <w:p>
             <w:pPr>
-              <w:keepNext/>
-              <w:keepLines/>
               <w:jc w:val="center"/>
             </w:pPr>
           </w:p>
@@ -1620,8 +1650,6 @@
           </w:tcPr>
           <w:p>
             <w:pPr>
-              <w:keepNext/>
-              <w:keepLines/>
               <w:jc w:val="center"/>
             </w:pPr>
             <w:r>
@@ -1633,8 +1661,6 @@
     </w:tbl>
     <w:p>
       <w:pPr>
-        <w:keepNext w:val="0"/>
-        <w:keepLines/>
         <w:ind w:right="12654"/>
         <w:jc w:val="center"/>
       </w:pPr>
